--- a/docs/opensign-weekend-rental-agreement-template.docx
+++ b/docs/opensign-weekend-rental-agreement-template.docx
@@ -722,7 +722,7 @@
         <w:t>Property owner?</w:t>
       </w:r>
       <w:r>
-        <w:t xml:space="preserve"> [ ] Yes </w:t>
+        <w:t xml:space="preserve"> [</w:t>
       </w:r>
       <w:r>
         <w:rPr>
@@ -731,7 +731,7 @@
         <w:t>{{is_property_owner_yes}}</w:t>
       </w:r>
       <w:r>
-        <w:t xml:space="preserve"> [ ] No </w:t>
+        <w:t xml:space="preserve">] Yes [</w:t>
       </w:r>
       <w:r>
         <w:rPr>
@@ -740,6 +740,9 @@
         <w:t>{{is_property_owner_no}}</w:t>
       </w:r>
       <w:r>
+        <w:t xml:space="preserve">] No</w:t>
+      </w:r>
+      <w:r>
         <w:t xml:space="preserve"> </w:t>
       </w:r>
       <w:r>
@@ -749,7 +752,7 @@
         <w:t>Owner permission confirmed?</w:t>
       </w:r>
       <w:r>
-        <w:t xml:space="preserve"> [ ] Yes </w:t>
+        <w:t xml:space="preserve"> [</w:t>
       </w:r>
       <w:r>
         <w:rPr>
@@ -758,13 +761,16 @@
         <w:t>{{owner_permission_yes}}</w:t>
       </w:r>
       <w:r>
-        <w:t xml:space="preserve"> [ ] No </w:t>
+        <w:t xml:space="preserve">] Yes [</w:t>
       </w:r>
       <w:r>
         <w:rPr>
           <w:rFonts w:ascii="Courier New" w:hAnsi="Courier New"/>
         </w:rPr>
         <w:t>{{owner_permission_no}}</w:t>
+      </w:r>
+      <w:r>
+        <w:t xml:space="preserve">] No</w:t>
       </w:r>
     </w:p>
     <w:p>
@@ -916,7 +922,7 @@
         <w:pStyle w:val="ListBullet"/>
       </w:pPr>
       <w:r>
-        <w:t>[ ] I know my property boundaries. (</w:t>
+        <w:t>[</w:t>
       </w:r>
       <w:r>
         <w:rPr>
@@ -925,7 +931,7 @@
         <w:t>{{knows_boundaries}}</w:t>
       </w:r>
       <w:r>
-        <w:t>)</w:t>
+        <w:t>] I know my property boundaries.</w:t>
       </w:r>
     </w:p>
     <w:p>
@@ -933,7 +939,7 @@
         <w:pStyle w:val="ListBullet"/>
       </w:pPr>
       <w:r>
-        <w:t>[ ] I understand fences, landscaping, and driveways may not be property lines. (</w:t>
+        <w:t>[</w:t>
       </w:r>
       <w:r>
         <w:rPr>
@@ -942,7 +948,7 @@
         <w:t>{{understands_fence_not_boundary}}</w:t>
       </w:r>
       <w:r>
-        <w:t>)</w:t>
+        <w:t>] I understand fences, landscaping, and driveways may not be property lines.</w:t>
       </w:r>
     </w:p>
     <w:p>
@@ -950,7 +956,7 @@
         <w:pStyle w:val="ListBullet"/>
       </w:pPr>
       <w:r>
-        <w:t>[ ] I have permission to dig at the approved jobsite. (</w:t>
+        <w:t>[</w:t>
       </w:r>
       <w:r>
         <w:rPr>
@@ -959,7 +965,7 @@
         <w:t>{{has_owner_permission}}</w:t>
       </w:r>
       <w:r>
-        <w:t>)</w:t>
+        <w:t>] I have permission to dig at the approved jobsite.</w:t>
       </w:r>
     </w:p>
     <w:p>
@@ -967,7 +973,7 @@
         <w:pStyle w:val="ListBullet"/>
       </w:pPr>
       <w:r>
-        <w:t>[ ] I will not dig on neighboring property. (</w:t>
+        <w:t>[</w:t>
       </w:r>
       <w:r>
         <w:rPr>
@@ -976,7 +982,7 @@
         <w:t>{{not_digging_neighbor_property}}</w:t>
       </w:r>
       <w:r>
-        <w:t>)</w:t>
+        <w:t>] I will not dig on neighboring property.</w:t>
       </w:r>
     </w:p>
     <w:p>
@@ -984,7 +990,7 @@
         <w:pStyle w:val="ListBullet"/>
       </w:pPr>
       <w:r>
-        <w:t>[ ] I will not dig in a public right-of-way without required permit or permission. (</w:t>
+        <w:t>[</w:t>
       </w:r>
       <w:r>
         <w:rPr>
@@ -993,7 +999,7 @@
         <w:t>{{not_digging_public_row_without_permit}}</w:t>
       </w:r>
       <w:r>
-        <w:t>)</w:t>
+        <w:t>] I will not dig in a public right-of-way without required permit or permission.</w:t>
       </w:r>
     </w:p>
     <w:p>
@@ -1001,7 +1007,7 @@
         <w:pStyle w:val="ListBullet"/>
       </w:pPr>
       <w:r>
-        <w:t>[ ] I submitted, or will submit before digging, a Colorado 811 request. (</w:t>
+        <w:t>[</w:t>
       </w:r>
       <w:r>
         <w:rPr>
@@ -1010,7 +1016,7 @@
         <w:t>{{submitted_811_or_will_before_digging}}</w:t>
       </w:r>
       <w:r>
-        <w:t>)</w:t>
+        <w:t>] I submitted, or will submit before digging, a Colorado 811 request.</w:t>
       </w:r>
     </w:p>
     <w:p>
@@ -1018,7 +1024,7 @@
         <w:pStyle w:val="ListBullet"/>
       </w:pPr>
       <w:r>
-        <w:t>[ ] I will wait for the locate window and review utility responses before digging. (</w:t>
+        <w:t>[</w:t>
       </w:r>
       <w:r>
         <w:rPr>
@@ -1027,7 +1033,7 @@
         <w:t>{{will_wait_for_locate_window}}</w:t>
       </w:r>
       <w:r>
-        <w:t>)</w:t>
+        <w:t>] I will wait for the locate window and review utility responses before digging.</w:t>
       </w:r>
     </w:p>
     <w:p>
@@ -1035,7 +1041,7 @@
         <w:pStyle w:val="ListBullet"/>
       </w:pPr>
       <w:r>
-        <w:t>[ ] I understand private utilities may not be marked by 811. (</w:t>
+        <w:t>[</w:t>
       </w:r>
       <w:r>
         <w:rPr>
@@ -1044,7 +1050,7 @@
         <w:t>{{understands_private_utilities}}</w:t>
       </w:r>
       <w:r>
-        <w:t>)</w:t>
+        <w:t>] I understand private utilities may not be marked by 811.</w:t>
       </w:r>
     </w:p>
     <w:p>
@@ -1052,7 +1058,7 @@
         <w:pStyle w:val="ListBullet"/>
       </w:pPr>
       <w:r>
-        <w:t>[ ] I will avoid utility tolerance zones unless hand digging and extra care are used as required. (</w:t>
+        <w:t>[</w:t>
       </w:r>
       <w:r>
         <w:rPr>
@@ -1061,7 +1067,7 @@
         <w:t>{{will_avoid_utility_tolerance_zone}}</w:t>
       </w:r>
       <w:r>
-        <w:t>)</w:t>
+        <w:t>] I will avoid utility tolerance zones unless hand digging and extra care are used as required.</w:t>
       </w:r>
     </w:p>
     <w:p>
@@ -1069,7 +1075,7 @@
         <w:pStyle w:val="ListBullet"/>
       </w:pPr>
       <w:r>
-        <w:t>[ ] I will not undermine structures, slabs, retaining walls, driveways, sidewalks, trees, slopes, roads, fences, or utilities without a safe plan. (</w:t>
+        <w:t>[</w:t>
       </w:r>
       <w:r>
         <w:rPr>
@@ -1078,7 +1084,7 @@
         <w:t>{{will_not_undermine_structures}}</w:t>
       </w:r>
       <w:r>
-        <w:t>)</w:t>
+        <w:t>] I will not undermine structures, slabs, retaining walls, driveways, sidewalks, trees, slopes, roads, fences, or utilities without a safe plan.</w:t>
       </w:r>
     </w:p>
     <w:p>
@@ -1086,7 +1092,7 @@
         <w:pStyle w:val="ListBullet"/>
       </w:pPr>
       <w:r>
-        <w:t>[ ] I will keep children, pets, vehicles, and bystanders away from the work area. (</w:t>
+        <w:t>[</w:t>
       </w:r>
       <w:r>
         <w:rPr>
@@ -1095,7 +1101,7 @@
         <w:t>{{will_keep_people_pets_away}}</w:t>
       </w:r>
       <w:r>
-        <w:t>)</w:t>
+        <w:t>] I will keep children, pets, vehicles, and bystanders away from the work area.</w:t>
       </w:r>
     </w:p>
     <w:p>
@@ -1103,7 +1109,7 @@
         <w:pStyle w:val="ListBullet"/>
       </w:pPr>
       <w:r>
-        <w:t>[ ] I will stop and call Tonka Time Rentals if the machine leaks, overheats, throws a track, becomes stuck, or seems unsafe. (</w:t>
+        <w:t>[</w:t>
       </w:r>
       <w:r>
         <w:rPr>
@@ -1112,7 +1118,7 @@
         <w:t>{{will_stop_if_unsafe}}</w:t>
       </w:r>
       <w:r>
-        <w:t>)</w:t>
+        <w:t>] I will stop and call Tonka Time Rentals if the machine leaks, overheats, throws a track, becomes stuck, or seems unsafe.</w:t>
       </w:r>
     </w:p>
     <w:p>
@@ -1120,7 +1126,7 @@
         <w:pStyle w:val="ListBullet"/>
       </w:pPr>
       <w:r>
-        <w:t>[ ] I understand the excavator may contain GPS, geofence, telematics, or anti-theft tracking technology. (</w:t>
+        <w:t>[</w:t>
       </w:r>
       <w:r>
         <w:rPr>
@@ -1129,7 +1135,7 @@
         <w:t>{{understands_equipment_may_be_tracked}}</w:t>
       </w:r>
       <w:r>
-        <w:t>)</w:t>
+        <w:t>] I understand the excavator may contain GPS, geofence, telematics, or anti-theft tracking technology.</w:t>
       </w:r>
     </w:p>
     <w:p>
@@ -1137,7 +1143,7 @@
         <w:pStyle w:val="ListBullet"/>
       </w:pPr>
       <w:r>
-        <w:t>[ ] I consent to Tonka Time Rentals monitoring equipment location during the rental period and until the equipment is returned or recovered. (</w:t>
+        <w:t>[</w:t>
       </w:r>
       <w:r>
         <w:rPr>
@@ -1146,7 +1152,7 @@
         <w:t>{{consents_to_location_monitoring}}</w:t>
       </w:r>
       <w:r>
-        <w:t>)</w:t>
+        <w:t>] I consent to Tonka Time Rentals monitoring equipment location during the rental period and until the equipment is returned or recovered.</w:t>
       </w:r>
     </w:p>
     <w:p>
@@ -1154,7 +1160,7 @@
         <w:pStyle w:val="ListBullet"/>
       </w:pPr>
       <w:r>
-        <w:t>[ ] I understand the excavator may be used only at the approved jobsite address. (</w:t>
+        <w:t>[</w:t>
       </w:r>
       <w:r>
         <w:rPr>
@@ -1163,7 +1169,7 @@
         <w:t>{{will_use_only_at_approved_jobsite}}</w:t>
       </w:r>
       <w:r>
-        <w:t>)</w:t>
+        <w:t>] I understand the excavator may be used only at the approved jobsite address.</w:t>
       </w:r>
     </w:p>
     <w:p>
@@ -1171,7 +1177,7 @@
         <w:pStyle w:val="ListBullet"/>
       </w:pPr>
       <w:r>
-        <w:t>[ ] I will not move the excavator to another property or jobsite without prior written approval. (</w:t>
+        <w:t>[</w:t>
       </w:r>
       <w:r>
         <w:rPr>
@@ -1180,7 +1186,7 @@
         <w:t>{{will_not_move_without_approval}}</w:t>
       </w:r>
       <w:r>
-        <w:t>)</w:t>
+        <w:t>] I will not move the excavator to another property or jobsite without prior written approval.</w:t>
       </w:r>
     </w:p>
     <w:p>
@@ -1188,7 +1194,7 @@
         <w:pStyle w:val="ListBullet"/>
       </w:pPr>
       <w:r>
-        <w:t>[ ] I will not load, haul, tow, or transport the excavator on my own trailer, truck, rollback, or other vehicle without prior written approval. (</w:t>
+        <w:t>[</w:t>
       </w:r>
       <w:r>
         <w:rPr>
@@ -1197,7 +1203,7 @@
         <w:t>{{will_not_transport_without_approval}}</w:t>
       </w:r>
       <w:r>
-        <w:t>)</w:t>
+        <w:t>] I will not load, haul, tow, or transport the excavator on my own trailer, truck, rollback, or other vehicle without prior written approval.</w:t>
       </w:r>
     </w:p>
     <w:p>
@@ -1205,7 +1211,7 @@
         <w:pStyle w:val="ListBullet"/>
       </w:pPr>
       <w:r>
-        <w:t>[ ] I will not remove, disable, cover, block, or tamper with any GPS, tracker, lock, key, or security device. (</w:t>
+        <w:t>[</w:t>
       </w:r>
       <w:r>
         <w:rPr>
@@ -1214,7 +1220,7 @@
         <w:t>{{will_not_tamper_with_tracking_device}}</w:t>
       </w:r>
       <w:r>
-        <w:t>)</w:t>
+        <w:t>] I will not remove, disable, cover, block, or tamper with any GPS, tracker, lock, key, or security device.</w:t>
       </w:r>
     </w:p>
     <w:p>
@@ -1222,7 +1228,7 @@
         <w:pStyle w:val="ListBullet"/>
       </w:pPr>
       <w:r>
-        <w:t>[ ] I understand that unauthorized movement, geofence breach, tracker tampering, or unapproved transport may result in rental termination, recovery fees, deposit retention, and additional claims. (</w:t>
+        <w:t>[</w:t>
       </w:r>
       <w:r>
         <w:rPr>
@@ -1231,7 +1237,7 @@
         <w:t>{{understands_geofence_breach_consequences}}</w:t>
       </w:r>
       <w:r>
-        <w:t>)</w:t>
+        <w:t>] I understand that unauthorized movement, geofence breach, tracker tampering, or unapproved transport may result in rental termination, recovery fees, deposit retention, and additional claims.</w:t>
       </w:r>
     </w:p>
     <w:p>
@@ -1257,7 +1263,7 @@
         <w:pStyle w:val="ListBullet"/>
       </w:pPr>
       <w:r>
-        <w:t>[ ] I received or had access to the quick start guide. (</w:t>
+        <w:t>[</w:t>
       </w:r>
       <w:r>
         <w:rPr>
@@ -1266,7 +1272,7 @@
         <w:t>{{received_quick_start_guide}}</w:t>
       </w:r>
       <w:r>
-        <w:t>)</w:t>
+        <w:t>] I received or had access to the quick start guide.</w:t>
       </w:r>
     </w:p>
     <w:p>
@@ -1274,7 +1280,7 @@
         <w:pStyle w:val="ListBullet"/>
       </w:pPr>
       <w:r>
-        <w:t>[ ] I understand the basic controls well enough to operate safely or will not operate. (</w:t>
+        <w:t>[</w:t>
       </w:r>
       <w:r>
         <w:rPr>
@@ -1283,7 +1289,7 @@
         <w:t>{{understands_basic_controls}}</w:t>
       </w:r>
       <w:r>
-        <w:t>)</w:t>
+        <w:t>] I understand the basic controls well enough to operate safely or will not operate.</w:t>
       </w:r>
     </w:p>
     <w:p>
@@ -1291,7 +1297,7 @@
         <w:pStyle w:val="ListBullet"/>
       </w:pPr>
       <w:r>
-        <w:t>[ ] I know how to perform an emergency shutdown and lower the boom/bucket safely. (</w:t>
+        <w:t>[</w:t>
       </w:r>
       <w:r>
         <w:rPr>
@@ -1300,7 +1306,7 @@
         <w:t>{{knows_emergency_shutdown}}</w:t>
       </w:r>
       <w:r>
-        <w:t>)</w:t>
+        <w:t>] I know how to perform an emergency shutdown and lower the boom/bucket safely.</w:t>
       </w:r>
     </w:p>
     <w:p>
@@ -1308,7 +1314,7 @@
         <w:pStyle w:val="ListBullet"/>
       </w:pPr>
       <w:r>
-        <w:t>[ ] I understand rollover, tip-over, slope, overhead, and blind-spot risks. (</w:t>
+        <w:t>[</w:t>
       </w:r>
       <w:r>
         <w:rPr>
@@ -1317,7 +1323,7 @@
         <w:t>{{understands_tip_risk}}</w:t>
       </w:r>
       <w:r>
-        <w:t>)</w:t>
+        <w:t>] I understand rollover, tip-over, slope, overhead, and blind-spot risks.</w:t>
       </w:r>
     </w:p>
     <w:p>
@@ -1325,7 +1331,7 @@
         <w:pStyle w:val="ListBullet"/>
       </w:pPr>
       <w:r>
-        <w:t>[ ] I will watch the required tutorial videos before operating. (</w:t>
+        <w:t>[</w:t>
       </w:r>
       <w:r>
         <w:rPr>
@@ -1334,7 +1340,7 @@
         <w:t>{{will_watch_tutorial_videos}}</w:t>
       </w:r>
       <w:r>
-        <w:t>)</w:t>
+        <w:t>] I will watch the required tutorial videos before operating.</w:t>
       </w:r>
     </w:p>
     <w:p>
@@ -1342,7 +1348,7 @@
         <w:pStyle w:val="ListBullet"/>
       </w:pPr>
       <w:r>
-        <w:t>[ ] I will call Tonka Time Rentals if I am unsure about safe operation or troubleshooting. (</w:t>
+        <w:t>[</w:t>
       </w:r>
       <w:r>
         <w:rPr>
@@ -1351,7 +1357,7 @@
         <w:t>{{will_call_if_unsure}}</w:t>
       </w:r>
       <w:r>
-        <w:t>)</w:t>
+        <w:t>] I will call Tonka Time Rentals if I am unsure about safe operation or troubleshooting.</w:t>
       </w:r>
     </w:p>
     <w:p>
@@ -1681,7 +1687,7 @@
         <w:t>{{damage_waiver_choice}}</w:t>
       </w:r>
       <w:r>
-        <w:t xml:space="preserve"> [ ] Accept </w:t>
+        <w:t xml:space="preserve"> [</w:t>
       </w:r>
       <w:r>
         <w:rPr>
@@ -1690,13 +1696,16 @@
         <w:t>{{damage_waiver_accept}}</w:t>
       </w:r>
       <w:r>
-        <w:t xml:space="preserve"> [ ] Decline </w:t>
+        <w:t xml:space="preserve">] Accept [</w:t>
       </w:r>
       <w:r>
         <w:rPr>
           <w:rFonts w:ascii="Courier New" w:hAnsi="Courier New"/>
         </w:rPr>
         <w:t>{{damage_waiver_decline}}</w:t>
+      </w:r>
+      <w:r>
+        <w:t xml:space="preserve">] Decline</w:t>
       </w:r>
     </w:p>
     <w:p>
@@ -1749,7 +1758,7 @@
         <w:pStyle w:val="ListBullet"/>
       </w:pPr>
       <w:r>
-        <w:t>[ ] I understand the Limited Damage Waiver is not insurance and does not cover theft, rollover, submerged equipment, utility strikes, misuse, unauthorized operators, prohibited uses, transport damage, or third-party property damage. (</w:t>
+        <w:t>[</w:t>
       </w:r>
       <w:r>
         <w:rPr>
@@ -1758,7 +1767,7 @@
         <w:t>{{damage_waiver_acknowledged}}</w:t>
       </w:r>
       <w:r>
-        <w:t>)</w:t>
+        <w:t>] I understand the Limited Damage Waiver is not insurance and does not cover theft, rollover, submerged equipment, utility strikes, misuse, unauthorized operators, prohibited uses, transport damage, or third-party property damage.</w:t>
       </w:r>
     </w:p>
     <w:p>
